--- a/downloads/teacher/05 Materials/Unit 05/Handouts/Handout 05.01 - Match the Clothing to the Situation.docx
+++ b/downloads/teacher/05 Materials/Unit 05/Handouts/Handout 05.01 - Match the Clothing to the Situation.docx
@@ -46,17 +46,6 @@
         <w:t xml:space="preserve">Word bank in other languages</w:t>
       </w:r>
       <w:bookmarkEnd w:id="21"/>
-    </w:p>
-    <w:p>
-      <w:pPr>
-        <w:pStyle w:val="FirstParagraph"/>
-      </w:pPr>
-      <w:r>
-        <w:rPr>
-          <w:rStyle w:val="TeacherNote"/>
-        </w:rPr>
-        <w:t xml:space="preserve">[Check with a native speaker before printing.]</w:t>
-      </w:r>
     </w:p>
     <w:tbl>
       <w:tblPr>
